--- a/项目启动书：文献阅读整理Agent.docx
+++ b/项目启动书：文献阅读整理Agent.docx
@@ -584,528 +584,6 @@
         <w:t>1.4.1. 用户端</w:t>
       </w:r>
       <w:bookmarkEnd w:id="6"/>
-    </w:p>
-    <w:tbl>
-      <w:tblPr>
-        <w:tblStyle w:val="2"/>
-        <w:tblW w:w="9658" w:type="dxa"/>
-        <w:tblInd w:w="0" w:type="dxa"/>
-        <w:tblBorders>
-          <w:top w:val="single" w:color="DEE0E3" w:sz="0" w:space="0"/>
-          <w:left w:val="single" w:color="DEE0E3" w:sz="0" w:space="0"/>
-          <w:bottom w:val="single" w:color="DEE0E3" w:sz="0" w:space="0"/>
-          <w:right w:val="single" w:color="DEE0E3" w:sz="0" w:space="0"/>
-          <w:insideH w:val="single" w:color="DEE0E3" w:sz="0" w:space="0"/>
-          <w:insideV w:val="single" w:color="DEE0E3" w:sz="0" w:space="0"/>
-        </w:tblBorders>
-        <w:tblLayout w:type="fixed"/>
-        <w:tblCellMar>
-          <w:top w:w="0" w:type="dxa"/>
-          <w:left w:w="10" w:type="dxa"/>
-          <w:bottom w:w="0" w:type="dxa"/>
-          <w:right w:w="10" w:type="dxa"/>
-        </w:tblCellMar>
-      </w:tblPr>
-      <w:tblGrid>
-        <w:gridCol w:w="3000"/>
-        <w:gridCol w:w="6658"/>
-      </w:tblGrid>
-      <w:tr>
-        <w:tblPrEx>
-          <w:tblBorders>
-            <w:top w:val="single" w:color="DEE0E3" w:sz="0" w:space="0"/>
-            <w:left w:val="single" w:color="DEE0E3" w:sz="0" w:space="0"/>
-            <w:bottom w:val="single" w:color="DEE0E3" w:sz="0" w:space="0"/>
-            <w:right w:val="single" w:color="DEE0E3" w:sz="0" w:space="0"/>
-            <w:insideH w:val="single" w:color="DEE0E3" w:sz="0" w:space="0"/>
-            <w:insideV w:val="single" w:color="DEE0E3" w:sz="0" w:space="0"/>
-          </w:tblBorders>
-          <w:tblCellMar>
-            <w:top w:w="0" w:type="dxa"/>
-            <w:left w:w="10" w:type="dxa"/>
-            <w:bottom w:w="0" w:type="dxa"/>
-            <w:right w:w="10" w:type="dxa"/>
-          </w:tblCellMar>
-        </w:tblPrEx>
-        <w:tc>
-          <w:tcPr>
-            <w:tcW w:w="3000" w:type="dxa"/>
-            <w:tcMar>
-              <w:top w:w="60" w:type="dxa"/>
-              <w:left w:w="120" w:type="dxa"/>
-              <w:bottom w:w="30" w:type="dxa"/>
-              <w:right w:w="120" w:type="dxa"/>
-            </w:tcMar>
-          </w:tcPr>
-          <w:p>
-            <w:pPr>
-              <w:spacing w:before="120" w:after="120" w:line="288" w:lineRule="auto"/>
-              <w:ind w:left="0"/>
-              <w:jc w:val="left"/>
-            </w:pPr>
-            <w:r>
-              <w:rPr>
-                <w:rFonts w:ascii="Arial" w:hAnsi="Arial" w:eastAsia="等线" w:cs="Arial"/>
-                <w:sz w:val="22"/>
-              </w:rPr>
-              <w:t>功能模块</w:t>
-            </w:r>
-          </w:p>
-        </w:tc>
-        <w:tc>
-          <w:tcPr>
-            <w:tcW w:w="6658" w:type="dxa"/>
-            <w:tcMar>
-              <w:top w:w="60" w:type="dxa"/>
-              <w:left w:w="120" w:type="dxa"/>
-              <w:bottom w:w="30" w:type="dxa"/>
-              <w:right w:w="120" w:type="dxa"/>
-            </w:tcMar>
-          </w:tcPr>
-          <w:p>
-            <w:pPr>
-              <w:spacing w:before="120" w:after="120" w:line="288" w:lineRule="auto"/>
-              <w:ind w:left="0"/>
-              <w:jc w:val="left"/>
-            </w:pPr>
-            <w:r>
-              <w:rPr>
-                <w:rFonts w:ascii="Arial" w:hAnsi="Arial" w:eastAsia="等线" w:cs="Arial"/>
-                <w:sz w:val="22"/>
-              </w:rPr>
-              <w:t>功能描述</w:t>
-            </w:r>
-          </w:p>
-        </w:tc>
-      </w:tr>
-      <w:tr>
-        <w:tblPrEx>
-          <w:tblBorders>
-            <w:top w:val="single" w:color="DEE0E3" w:sz="0" w:space="0"/>
-            <w:left w:val="single" w:color="DEE0E3" w:sz="0" w:space="0"/>
-            <w:bottom w:val="single" w:color="DEE0E3" w:sz="0" w:space="0"/>
-            <w:right w:val="single" w:color="DEE0E3" w:sz="0" w:space="0"/>
-            <w:insideH w:val="single" w:color="DEE0E3" w:sz="0" w:space="0"/>
-            <w:insideV w:val="single" w:color="DEE0E3" w:sz="0" w:space="0"/>
-          </w:tblBorders>
-          <w:tblCellMar>
-            <w:top w:w="0" w:type="dxa"/>
-            <w:left w:w="10" w:type="dxa"/>
-            <w:bottom w:w="0" w:type="dxa"/>
-            <w:right w:w="10" w:type="dxa"/>
-          </w:tblCellMar>
-        </w:tblPrEx>
-        <w:tc>
-          <w:tcPr>
-            <w:tcW w:w="3000" w:type="dxa"/>
-            <w:tcMar>
-              <w:top w:w="60" w:type="dxa"/>
-              <w:left w:w="120" w:type="dxa"/>
-              <w:bottom w:w="30" w:type="dxa"/>
-              <w:right w:w="120" w:type="dxa"/>
-            </w:tcMar>
-          </w:tcPr>
-          <w:p>
-            <w:pPr>
-              <w:spacing w:before="120" w:after="120" w:line="288" w:lineRule="auto"/>
-              <w:ind w:left="0"/>
-              <w:jc w:val="left"/>
-            </w:pPr>
-            <w:r>
-              <w:rPr>
-                <w:rFonts w:ascii="Arial" w:hAnsi="Arial" w:eastAsia="等线" w:cs="Arial"/>
-                <w:sz w:val="22"/>
-              </w:rPr>
-              <w:t>文献导入功能</w:t>
-            </w:r>
-          </w:p>
-        </w:tc>
-        <w:tc>
-          <w:tcPr>
-            <w:tcW w:w="6658" w:type="dxa"/>
-            <w:tcMar>
-              <w:top w:w="60" w:type="dxa"/>
-              <w:left w:w="120" w:type="dxa"/>
-              <w:bottom w:w="30" w:type="dxa"/>
-              <w:right w:w="120" w:type="dxa"/>
-            </w:tcMar>
-          </w:tcPr>
-          <w:p>
-            <w:pPr>
-              <w:spacing w:before="120" w:after="120" w:line="288" w:lineRule="auto"/>
-              <w:ind w:left="0"/>
-              <w:jc w:val="left"/>
-            </w:pPr>
-            <w:r>
-              <w:rPr>
-                <w:rFonts w:ascii="Arial" w:hAnsi="Arial" w:eastAsia="等线" w:cs="Arial"/>
-                <w:sz w:val="22"/>
-              </w:rPr>
-              <w:t>支持本地PDF、TXT、Word等主流学术文献格式批量或单篇导入，自动识别文献基础信息（标题、作者、发表时间、期刊来源等），无需手动录入。</w:t>
-            </w:r>
-          </w:p>
-        </w:tc>
-      </w:tr>
-      <w:tr>
-        <w:tblPrEx>
-          <w:tblBorders>
-            <w:top w:val="single" w:color="DEE0E3" w:sz="0" w:space="0"/>
-            <w:left w:val="single" w:color="DEE0E3" w:sz="0" w:space="0"/>
-            <w:bottom w:val="single" w:color="DEE0E3" w:sz="0" w:space="0"/>
-            <w:right w:val="single" w:color="DEE0E3" w:sz="0" w:space="0"/>
-            <w:insideH w:val="single" w:color="DEE0E3" w:sz="0" w:space="0"/>
-            <w:insideV w:val="single" w:color="DEE0E3" w:sz="0" w:space="0"/>
-          </w:tblBorders>
-          <w:tblCellMar>
-            <w:top w:w="0" w:type="dxa"/>
-            <w:left w:w="10" w:type="dxa"/>
-            <w:bottom w:w="0" w:type="dxa"/>
-            <w:right w:w="10" w:type="dxa"/>
-          </w:tblCellMar>
-        </w:tblPrEx>
-        <w:tc>
-          <w:tcPr>
-            <w:tcW w:w="3000" w:type="dxa"/>
-            <w:tcMar>
-              <w:top w:w="60" w:type="dxa"/>
-              <w:left w:w="120" w:type="dxa"/>
-              <w:bottom w:w="30" w:type="dxa"/>
-              <w:right w:w="120" w:type="dxa"/>
-            </w:tcMar>
-          </w:tcPr>
-          <w:p>
-            <w:pPr>
-              <w:spacing w:before="120" w:after="120" w:line="288" w:lineRule="auto"/>
-              <w:ind w:left="0"/>
-              <w:jc w:val="left"/>
-            </w:pPr>
-            <w:r>
-              <w:rPr>
-                <w:rFonts w:ascii="Arial" w:hAnsi="Arial" w:eastAsia="等线" w:cs="Arial"/>
-                <w:sz w:val="22"/>
-              </w:rPr>
-              <w:t>智能文献解析</w:t>
-            </w:r>
-          </w:p>
-        </w:tc>
-        <w:tc>
-          <w:tcPr>
-            <w:tcW w:w="6658" w:type="dxa"/>
-            <w:tcMar>
-              <w:top w:w="60" w:type="dxa"/>
-              <w:left w:w="120" w:type="dxa"/>
-              <w:bottom w:w="30" w:type="dxa"/>
-              <w:right w:w="120" w:type="dxa"/>
-            </w:tcMar>
-          </w:tcPr>
-          <w:p>
-            <w:pPr>
-              <w:spacing w:before="120" w:after="120" w:line="288" w:lineRule="auto"/>
-              <w:ind w:left="0"/>
-              <w:jc w:val="left"/>
-            </w:pPr>
-            <w:r>
-              <w:rPr>
-                <w:rFonts w:ascii="Arial" w:hAnsi="Arial" w:eastAsia="等线" w:cs="Arial"/>
-                <w:sz w:val="22"/>
-              </w:rPr>
-              <w:t>对导入的文献进行智能文本解析，自动拆分文献结构，提炼核心研究内容、创新点、关键数据、争议点及参考文献，生成结构化文献解读报告。</w:t>
-            </w:r>
-          </w:p>
-        </w:tc>
-      </w:tr>
-      <w:tr>
-        <w:tblPrEx>
-          <w:tblBorders>
-            <w:top w:val="single" w:color="DEE0E3" w:sz="0" w:space="0"/>
-            <w:left w:val="single" w:color="DEE0E3" w:sz="0" w:space="0"/>
-            <w:bottom w:val="single" w:color="DEE0E3" w:sz="0" w:space="0"/>
-            <w:right w:val="single" w:color="DEE0E3" w:sz="0" w:space="0"/>
-            <w:insideH w:val="single" w:color="DEE0E3" w:sz="0" w:space="0"/>
-            <w:insideV w:val="single" w:color="DEE0E3" w:sz="0" w:space="0"/>
-          </w:tblBorders>
-          <w:tblCellMar>
-            <w:top w:w="0" w:type="dxa"/>
-            <w:left w:w="10" w:type="dxa"/>
-            <w:bottom w:w="0" w:type="dxa"/>
-            <w:right w:w="10" w:type="dxa"/>
-          </w:tblCellMar>
-        </w:tblPrEx>
-        <w:tc>
-          <w:tcPr>
-            <w:tcW w:w="3000" w:type="dxa"/>
-            <w:tcMar>
-              <w:top w:w="60" w:type="dxa"/>
-              <w:left w:w="120" w:type="dxa"/>
-              <w:bottom w:w="30" w:type="dxa"/>
-              <w:right w:w="120" w:type="dxa"/>
-            </w:tcMar>
-          </w:tcPr>
-          <w:p>
-            <w:pPr>
-              <w:spacing w:before="120" w:after="120" w:line="288" w:lineRule="auto"/>
-              <w:ind w:left="0"/>
-              <w:jc w:val="left"/>
-            </w:pPr>
-            <w:r>
-              <w:rPr>
-                <w:rFonts w:ascii="Arial" w:hAnsi="Arial" w:eastAsia="等线" w:cs="Arial"/>
-                <w:sz w:val="22"/>
-              </w:rPr>
-              <w:t>文献分类检索</w:t>
-            </w:r>
-          </w:p>
-        </w:tc>
-        <w:tc>
-          <w:tcPr>
-            <w:tcW w:w="6658" w:type="dxa"/>
-            <w:tcMar>
-              <w:top w:w="60" w:type="dxa"/>
-              <w:left w:w="120" w:type="dxa"/>
-              <w:bottom w:w="30" w:type="dxa"/>
-              <w:right w:w="120" w:type="dxa"/>
-            </w:tcMar>
-          </w:tcPr>
-          <w:p>
-            <w:pPr>
-              <w:spacing w:before="120" w:after="120" w:line="288" w:lineRule="auto"/>
-              <w:ind w:left="0"/>
-              <w:jc w:val="left"/>
-            </w:pPr>
-            <w:r>
-              <w:rPr>
-                <w:rFonts w:ascii="Arial" w:hAnsi="Arial" w:eastAsia="等线" w:cs="Arial"/>
-                <w:sz w:val="22"/>
-              </w:rPr>
-              <w:t>支持自定义文献分类文件夹、自定义标签标注，可通过关键词、文献标题、作者、发表时间、标签等多维度模糊检索，快速定位目标文献。</w:t>
-            </w:r>
-          </w:p>
-        </w:tc>
-      </w:tr>
-      <w:tr>
-        <w:tblPrEx>
-          <w:tblBorders>
-            <w:top w:val="single" w:color="DEE0E3" w:sz="0" w:space="0"/>
-            <w:left w:val="single" w:color="DEE0E3" w:sz="0" w:space="0"/>
-            <w:bottom w:val="single" w:color="DEE0E3" w:sz="0" w:space="0"/>
-            <w:right w:val="single" w:color="DEE0E3" w:sz="0" w:space="0"/>
-            <w:insideH w:val="single" w:color="DEE0E3" w:sz="0" w:space="0"/>
-            <w:insideV w:val="single" w:color="DEE0E3" w:sz="0" w:space="0"/>
-          </w:tblBorders>
-          <w:tblCellMar>
-            <w:top w:w="0" w:type="dxa"/>
-            <w:left w:w="10" w:type="dxa"/>
-            <w:bottom w:w="0" w:type="dxa"/>
-            <w:right w:w="10" w:type="dxa"/>
-          </w:tblCellMar>
-        </w:tblPrEx>
-        <w:tc>
-          <w:tcPr>
-            <w:tcW w:w="3000" w:type="dxa"/>
-            <w:tcMar>
-              <w:top w:w="60" w:type="dxa"/>
-              <w:left w:w="120" w:type="dxa"/>
-              <w:bottom w:w="30" w:type="dxa"/>
-              <w:right w:w="120" w:type="dxa"/>
-            </w:tcMar>
-          </w:tcPr>
-          <w:p>
-            <w:pPr>
-              <w:spacing w:before="120" w:after="120" w:line="288" w:lineRule="auto"/>
-              <w:ind w:left="0"/>
-              <w:jc w:val="left"/>
-            </w:pPr>
-            <w:r>
-              <w:rPr>
-                <w:rFonts w:ascii="Arial" w:hAnsi="Arial" w:eastAsia="等线" w:cs="Arial"/>
-                <w:sz w:val="22"/>
-              </w:rPr>
-              <w:t>文献笔记批注</w:t>
-            </w:r>
-          </w:p>
-        </w:tc>
-        <w:tc>
-          <w:tcPr>
-            <w:tcW w:w="6658" w:type="dxa"/>
-            <w:tcMar>
-              <w:top w:w="60" w:type="dxa"/>
-              <w:left w:w="120" w:type="dxa"/>
-              <w:bottom w:w="30" w:type="dxa"/>
-              <w:right w:w="120" w:type="dxa"/>
-            </w:tcMar>
-          </w:tcPr>
-          <w:p>
-            <w:pPr>
-              <w:spacing w:before="120" w:after="120" w:line="288" w:lineRule="auto"/>
-              <w:ind w:left="0"/>
-              <w:jc w:val="left"/>
-            </w:pPr>
-            <w:r>
-              <w:rPr>
-                <w:rFonts w:ascii="Arial" w:hAnsi="Arial" w:eastAsia="等线" w:cs="Arial"/>
-                <w:sz w:val="22"/>
-              </w:rPr>
-              <w:t>提供在线笔记编辑、原文批注、高亮标注功能，支持将个人思考、学习心得与对应文献段落绑定，随时修改、补充笔记内容。</w:t>
-            </w:r>
-          </w:p>
-        </w:tc>
-      </w:tr>
-      <w:tr>
-        <w:tblPrEx>
-          <w:tblBorders>
-            <w:top w:val="single" w:color="DEE0E3" w:sz="0" w:space="0"/>
-            <w:left w:val="single" w:color="DEE0E3" w:sz="0" w:space="0"/>
-            <w:bottom w:val="single" w:color="DEE0E3" w:sz="0" w:space="0"/>
-            <w:right w:val="single" w:color="DEE0E3" w:sz="0" w:space="0"/>
-            <w:insideH w:val="single" w:color="DEE0E3" w:sz="0" w:space="0"/>
-            <w:insideV w:val="single" w:color="DEE0E3" w:sz="0" w:space="0"/>
-          </w:tblBorders>
-          <w:tblCellMar>
-            <w:top w:w="0" w:type="dxa"/>
-            <w:left w:w="10" w:type="dxa"/>
-            <w:bottom w:w="0" w:type="dxa"/>
-            <w:right w:w="10" w:type="dxa"/>
-          </w:tblCellMar>
-        </w:tblPrEx>
-        <w:tc>
-          <w:tcPr>
-            <w:tcW w:w="3000" w:type="dxa"/>
-            <w:tcMar>
-              <w:top w:w="60" w:type="dxa"/>
-              <w:left w:w="120" w:type="dxa"/>
-              <w:bottom w:w="30" w:type="dxa"/>
-              <w:right w:w="120" w:type="dxa"/>
-            </w:tcMar>
-          </w:tcPr>
-          <w:p>
-            <w:pPr>
-              <w:spacing w:before="120" w:after="120" w:line="288" w:lineRule="auto"/>
-              <w:ind w:left="0"/>
-              <w:jc w:val="left"/>
-            </w:pPr>
-            <w:r>
-              <w:rPr>
-                <w:rFonts w:ascii="Arial" w:hAnsi="Arial" w:eastAsia="等线" w:cs="Arial"/>
-                <w:sz w:val="22"/>
-              </w:rPr>
-              <w:t>资料导出备份</w:t>
-            </w:r>
-          </w:p>
-        </w:tc>
-        <w:tc>
-          <w:tcPr>
-            <w:tcW w:w="6658" w:type="dxa"/>
-            <w:tcMar>
-              <w:top w:w="60" w:type="dxa"/>
-              <w:left w:w="120" w:type="dxa"/>
-              <w:bottom w:w="30" w:type="dxa"/>
-              <w:right w:w="120" w:type="dxa"/>
-            </w:tcMar>
-          </w:tcPr>
-          <w:p>
-            <w:pPr>
-              <w:spacing w:before="120" w:after="120" w:line="288" w:lineRule="auto"/>
-              <w:ind w:left="0"/>
-              <w:jc w:val="left"/>
-            </w:pPr>
-            <w:r>
-              <w:rPr>
-                <w:rFonts w:ascii="Arial" w:hAnsi="Arial" w:eastAsia="等线" w:cs="Arial"/>
-                <w:sz w:val="22"/>
-              </w:rPr>
-              <w:t>支持将文献解读报告、个人笔记、文献目录批量导出为Word、TXT格式，同时支持本地数据一键备份与恢复，防止数据丢失。</w:t>
-            </w:r>
-          </w:p>
-        </w:tc>
-      </w:tr>
-      <w:tr>
-        <w:tblPrEx>
-          <w:tblBorders>
-            <w:top w:val="single" w:color="DEE0E3" w:sz="0" w:space="0"/>
-            <w:left w:val="single" w:color="DEE0E3" w:sz="0" w:space="0"/>
-            <w:bottom w:val="single" w:color="DEE0E3" w:sz="0" w:space="0"/>
-            <w:right w:val="single" w:color="DEE0E3" w:sz="0" w:space="0"/>
-            <w:insideH w:val="single" w:color="DEE0E3" w:sz="0" w:space="0"/>
-            <w:insideV w:val="single" w:color="DEE0E3" w:sz="0" w:space="0"/>
-          </w:tblBorders>
-          <w:tblCellMar>
-            <w:top w:w="0" w:type="dxa"/>
-            <w:left w:w="10" w:type="dxa"/>
-            <w:bottom w:w="0" w:type="dxa"/>
-            <w:right w:w="10" w:type="dxa"/>
-          </w:tblCellMar>
-        </w:tblPrEx>
-        <w:tc>
-          <w:tcPr>
-            <w:tcW w:w="3000" w:type="dxa"/>
-            <w:tcMar>
-              <w:top w:w="60" w:type="dxa"/>
-              <w:left w:w="120" w:type="dxa"/>
-              <w:bottom w:w="30" w:type="dxa"/>
-              <w:right w:w="120" w:type="dxa"/>
-            </w:tcMar>
-          </w:tcPr>
-          <w:p>
-            <w:pPr>
-              <w:spacing w:before="120" w:after="120" w:line="288" w:lineRule="auto"/>
-              <w:ind w:left="0"/>
-              <w:jc w:val="left"/>
-            </w:pPr>
-            <w:r>
-              <w:rPr>
-                <w:rFonts w:ascii="Arial" w:hAnsi="Arial" w:eastAsia="等线" w:cs="Arial"/>
-                <w:sz w:val="22"/>
-              </w:rPr>
-              <w:t>个人资源中心</w:t>
-            </w:r>
-          </w:p>
-        </w:tc>
-        <w:tc>
-          <w:tcPr>
-            <w:tcW w:w="6658" w:type="dxa"/>
-            <w:tcMar>
-              <w:top w:w="60" w:type="dxa"/>
-              <w:left w:w="120" w:type="dxa"/>
-              <w:bottom w:w="30" w:type="dxa"/>
-              <w:right w:w="120" w:type="dxa"/>
-            </w:tcMar>
-          </w:tcPr>
-          <w:p>
-            <w:pPr>
-              <w:spacing w:before="120" w:after="120" w:line="288" w:lineRule="auto"/>
-              <w:ind w:left="0"/>
-              <w:jc w:val="left"/>
-            </w:pPr>
-            <w:r>
-              <w:rPr>
-                <w:rFonts w:ascii="Arial" w:hAnsi="Arial" w:eastAsia="等线" w:cs="Arial"/>
-                <w:sz w:val="22"/>
-              </w:rPr>
-              <w:t>统一收纳所有导入文献、分类文件夹、笔记文件、备份记录，展示近期浏览、编辑的文献记录，方便用户快速复盘与二次编辑。</w:t>
-            </w:r>
-          </w:p>
-        </w:tc>
-      </w:tr>
-    </w:tbl>
-    <w:p>
-      <w:pPr>
-        <w:spacing w:before="300" w:after="120" w:line="288" w:lineRule="auto"/>
-        <w:ind w:left="0"/>
-        <w:jc w:val="left"/>
-        <w:outlineLvl w:val="2"/>
-      </w:pPr>
-      <w:bookmarkStart w:id="7" w:name="heading_7"/>
-      <w:r>
-        <w:rPr>
-          <w:rFonts w:ascii="Arial" w:hAnsi="Arial" w:eastAsia="等线" w:cs="Arial"/>
-          <w:b/>
-          <w:sz w:val="30"/>
-        </w:rPr>
-        <w:t>1.4.2. 管理端</w:t>
-      </w:r>
-      <w:bookmarkEnd w:id="7"/>
-      <w:bookmarkStart w:id="9" w:name="_GoBack"/>
-      <w:bookmarkEnd w:id="9"/>
     </w:p>
     <w:tbl>
       <w:tblPr>
@@ -1130,7 +608,8 @@
       </w:tblPr>
       <w:tblGrid>
         <w:gridCol w:w="3000"/>
-        <w:gridCol w:w="6673"/>
+        <w:gridCol w:w="6658"/>
+        <w:gridCol w:w="15"/>
       </w:tblGrid>
       <w:tr>
         <w:tblPrEx>
@@ -1149,6 +628,10 @@
             <w:right w:w="10" w:type="dxa"/>
           </w:tblCellMar>
         </w:tblPrEx>
+        <w:trPr>
+          <w:gridAfter w:val="1"/>
+          <w:wAfter w:w="15" w:type="dxa"/>
+        </w:trPr>
         <w:tc>
           <w:tcPr>
             <w:tcW w:w="3000" w:type="dxa"/>
@@ -1176,7 +659,7 @@
         </w:tc>
         <w:tc>
           <w:tcPr>
-            <w:tcW w:w="6673" w:type="dxa"/>
+            <w:tcW w:w="6658" w:type="dxa"/>
             <w:tcMar>
               <w:top w:w="60" w:type="dxa"/>
               <w:left w:w="120" w:type="dxa"/>
@@ -1217,6 +700,10 @@
             <w:right w:w="10" w:type="dxa"/>
           </w:tblCellMar>
         </w:tblPrEx>
+        <w:trPr>
+          <w:gridAfter w:val="1"/>
+          <w:wAfter w:w="15" w:type="dxa"/>
+        </w:trPr>
         <w:tc>
           <w:tcPr>
             <w:tcW w:w="3000" w:type="dxa"/>
@@ -1238,32 +725,32 @@
                 <w:rFonts w:ascii="Arial" w:hAnsi="Arial" w:eastAsia="等线" w:cs="Arial"/>
                 <w:sz w:val="22"/>
               </w:rPr>
-              <w:t>文献数据管理</w:t>
-            </w:r>
-          </w:p>
-        </w:tc>
-        <w:tc>
-          <w:tcPr>
-            <w:tcW w:w="6673" w:type="dxa"/>
-            <w:tcMar>
-              <w:top w:w="60" w:type="dxa"/>
-              <w:left w:w="120" w:type="dxa"/>
-              <w:bottom w:w="30" w:type="dxa"/>
-              <w:right w:w="120" w:type="dxa"/>
-            </w:tcMar>
-          </w:tcPr>
-          <w:p>
-            <w:pPr>
-              <w:spacing w:before="120" w:after="120" w:line="288" w:lineRule="auto"/>
-              <w:ind w:left="0"/>
-              <w:jc w:val="left"/>
-            </w:pPr>
-            <w:r>
-              <w:rPr>
-                <w:rFonts w:ascii="Arial" w:hAnsi="Arial" w:eastAsia="等线" w:cs="Arial"/>
-                <w:sz w:val="22"/>
-              </w:rPr>
-              <w:t>支持对本地存储的所有文献数据、解析报告、笔记内容进行新增、删除、修改、查询操作，可手动清理冗余数据、修复异常文件。</w:t>
+              <w:t>文献导入功能</w:t>
+            </w:r>
+          </w:p>
+        </w:tc>
+        <w:tc>
+          <w:tcPr>
+            <w:tcW w:w="6658" w:type="dxa"/>
+            <w:tcMar>
+              <w:top w:w="60" w:type="dxa"/>
+              <w:left w:w="120" w:type="dxa"/>
+              <w:bottom w:w="30" w:type="dxa"/>
+              <w:right w:w="120" w:type="dxa"/>
+            </w:tcMar>
+          </w:tcPr>
+          <w:p>
+            <w:pPr>
+              <w:spacing w:before="120" w:after="120" w:line="288" w:lineRule="auto"/>
+              <w:ind w:left="0"/>
+              <w:jc w:val="left"/>
+            </w:pPr>
+            <w:r>
+              <w:rPr>
+                <w:rFonts w:ascii="Arial" w:hAnsi="Arial" w:eastAsia="等线" w:cs="Arial"/>
+                <w:sz w:val="22"/>
+              </w:rPr>
+              <w:t>支持本地PDF、TXT、Word等主流学术文献格式批量或单篇导入，自动识别文献基础信息（标题、作者、发表时间、期刊来源等），无需手动录入。</w:t>
             </w:r>
           </w:p>
         </w:tc>
@@ -1285,6 +772,10 @@
             <w:right w:w="10" w:type="dxa"/>
           </w:tblCellMar>
         </w:tblPrEx>
+        <w:trPr>
+          <w:gridAfter w:val="1"/>
+          <w:wAfter w:w="15" w:type="dxa"/>
+        </w:trPr>
         <w:tc>
           <w:tcPr>
             <w:tcW w:w="3000" w:type="dxa"/>
@@ -1306,32 +797,32 @@
                 <w:rFonts w:ascii="Arial" w:hAnsi="Arial" w:eastAsia="等线" w:cs="Arial"/>
                 <w:sz w:val="22"/>
               </w:rPr>
-              <w:t>分类标签管理</w:t>
-            </w:r>
-          </w:p>
-        </w:tc>
-        <w:tc>
-          <w:tcPr>
-            <w:tcW w:w="6673" w:type="dxa"/>
-            <w:tcMar>
-              <w:top w:w="60" w:type="dxa"/>
-              <w:left w:w="120" w:type="dxa"/>
-              <w:bottom w:w="30" w:type="dxa"/>
-              <w:right w:w="120" w:type="dxa"/>
-            </w:tcMar>
-          </w:tcPr>
-          <w:p>
-            <w:pPr>
-              <w:spacing w:before="120" w:after="120" w:line="288" w:lineRule="auto"/>
-              <w:ind w:left="0"/>
-              <w:jc w:val="left"/>
-            </w:pPr>
-            <w:r>
-              <w:rPr>
-                <w:rFonts w:ascii="Arial" w:hAnsi="Arial" w:eastAsia="等线" w:cs="Arial"/>
-                <w:sz w:val="22"/>
-              </w:rPr>
-              <w:t>支持自定义新增、删除、修改文献分类目录与标签，可批量修改文献所属分类与标签，适配不同学科、不同研究方向的整理需求。</w:t>
+              <w:t>智能文献解析</w:t>
+            </w:r>
+          </w:p>
+        </w:tc>
+        <w:tc>
+          <w:tcPr>
+            <w:tcW w:w="6658" w:type="dxa"/>
+            <w:tcMar>
+              <w:top w:w="60" w:type="dxa"/>
+              <w:left w:w="120" w:type="dxa"/>
+              <w:bottom w:w="30" w:type="dxa"/>
+              <w:right w:w="120" w:type="dxa"/>
+            </w:tcMar>
+          </w:tcPr>
+          <w:p>
+            <w:pPr>
+              <w:spacing w:before="120" w:after="120" w:line="288" w:lineRule="auto"/>
+              <w:ind w:left="0"/>
+              <w:jc w:val="left"/>
+            </w:pPr>
+            <w:r>
+              <w:rPr>
+                <w:rFonts w:ascii="Arial" w:hAnsi="Arial" w:eastAsia="等线" w:cs="Arial"/>
+                <w:sz w:val="22"/>
+              </w:rPr>
+              <w:t>对导入的文献进行智能文本解析，自动拆分文献结构，提炼核心研究内容、创新点、关键数据、争议点及参考文献，生成结构化文献解读报告。</w:t>
             </w:r>
           </w:p>
         </w:tc>
@@ -1353,6 +844,10 @@
             <w:right w:w="10" w:type="dxa"/>
           </w:tblCellMar>
         </w:tblPrEx>
+        <w:trPr>
+          <w:gridAfter w:val="1"/>
+          <w:wAfter w:w="15" w:type="dxa"/>
+        </w:trPr>
         <w:tc>
           <w:tcPr>
             <w:tcW w:w="3000" w:type="dxa"/>
@@ -1374,32 +869,32 @@
                 <w:rFonts w:ascii="Arial" w:hAnsi="Arial" w:eastAsia="等线" w:cs="Arial"/>
                 <w:sz w:val="22"/>
               </w:rPr>
-              <w:t>解析规则配置</w:t>
-            </w:r>
-          </w:p>
-        </w:tc>
-        <w:tc>
-          <w:tcPr>
-            <w:tcW w:w="6673" w:type="dxa"/>
-            <w:tcMar>
-              <w:top w:w="60" w:type="dxa"/>
-              <w:left w:w="120" w:type="dxa"/>
-              <w:bottom w:w="30" w:type="dxa"/>
-              <w:right w:w="120" w:type="dxa"/>
-            </w:tcMar>
-          </w:tcPr>
-          <w:p>
-            <w:pPr>
-              <w:spacing w:before="120" w:after="120" w:line="288" w:lineRule="auto"/>
-              <w:ind w:left="0"/>
-              <w:jc w:val="left"/>
-            </w:pPr>
-            <w:r>
-              <w:rPr>
-                <w:rFonts w:ascii="Arial" w:hAnsi="Arial" w:eastAsia="等线" w:cs="Arial"/>
-                <w:sz w:val="22"/>
-              </w:rPr>
-              <w:t>支持用户自定义文献解析维度，可根据文科、理科、工科等不同学科文献特点，调整核心信息提取规则，适配多学科文献整理场景。</w:t>
+              <w:t>文献分类检索</w:t>
+            </w:r>
+          </w:p>
+        </w:tc>
+        <w:tc>
+          <w:tcPr>
+            <w:tcW w:w="6658" w:type="dxa"/>
+            <w:tcMar>
+              <w:top w:w="60" w:type="dxa"/>
+              <w:left w:w="120" w:type="dxa"/>
+              <w:bottom w:w="30" w:type="dxa"/>
+              <w:right w:w="120" w:type="dxa"/>
+            </w:tcMar>
+          </w:tcPr>
+          <w:p>
+            <w:pPr>
+              <w:spacing w:before="120" w:after="120" w:line="288" w:lineRule="auto"/>
+              <w:ind w:left="0"/>
+              <w:jc w:val="left"/>
+            </w:pPr>
+            <w:r>
+              <w:rPr>
+                <w:rFonts w:ascii="Arial" w:hAnsi="Arial" w:eastAsia="等线" w:cs="Arial"/>
+                <w:sz w:val="22"/>
+              </w:rPr>
+              <w:t>支持自定义文献分类文件夹、自定义标签标注，可通过关键词、文献标题、作者、发表时间、标签等多维度模糊检索，快速定位目标文献。</w:t>
             </w:r>
           </w:p>
         </w:tc>
@@ -1421,6 +916,10 @@
             <w:right w:w="10" w:type="dxa"/>
           </w:tblCellMar>
         </w:tblPrEx>
+        <w:trPr>
+          <w:gridAfter w:val="1"/>
+          <w:wAfter w:w="15" w:type="dxa"/>
+        </w:trPr>
         <w:tc>
           <w:tcPr>
             <w:tcW w:w="3000" w:type="dxa"/>
@@ -1442,32 +941,32 @@
                 <w:rFonts w:ascii="Arial" w:hAnsi="Arial" w:eastAsia="等线" w:cs="Arial"/>
                 <w:sz w:val="22"/>
               </w:rPr>
-              <w:t>存储路径配置</w:t>
-            </w:r>
-          </w:p>
-        </w:tc>
-        <w:tc>
-          <w:tcPr>
-            <w:tcW w:w="6673" w:type="dxa"/>
-            <w:tcMar>
-              <w:top w:w="60" w:type="dxa"/>
-              <w:left w:w="120" w:type="dxa"/>
-              <w:bottom w:w="30" w:type="dxa"/>
-              <w:right w:w="120" w:type="dxa"/>
-            </w:tcMar>
-          </w:tcPr>
-          <w:p>
-            <w:pPr>
-              <w:spacing w:before="120" w:after="120" w:line="288" w:lineRule="auto"/>
-              <w:ind w:left="0"/>
-              <w:jc w:val="left"/>
-            </w:pPr>
-            <w:r>
-              <w:rPr>
-                <w:rFonts w:ascii="Arial" w:hAnsi="Arial" w:eastAsia="等线" w:cs="Arial"/>
-                <w:sz w:val="22"/>
-              </w:rPr>
-              <w:t>支持自定义文献、笔记、备份文件的本地存储路径，可查看存储空间占用情况，优化文件存储结构。</w:t>
+              <w:t>文献笔记批注</w:t>
+            </w:r>
+          </w:p>
+        </w:tc>
+        <w:tc>
+          <w:tcPr>
+            <w:tcW w:w="6658" w:type="dxa"/>
+            <w:tcMar>
+              <w:top w:w="60" w:type="dxa"/>
+              <w:left w:w="120" w:type="dxa"/>
+              <w:bottom w:w="30" w:type="dxa"/>
+              <w:right w:w="120" w:type="dxa"/>
+            </w:tcMar>
+          </w:tcPr>
+          <w:p>
+            <w:pPr>
+              <w:spacing w:before="120" w:after="120" w:line="288" w:lineRule="auto"/>
+              <w:ind w:left="0"/>
+              <w:jc w:val="left"/>
+            </w:pPr>
+            <w:r>
+              <w:rPr>
+                <w:rFonts w:ascii="Arial" w:hAnsi="Arial" w:eastAsia="等线" w:cs="Arial"/>
+                <w:sz w:val="22"/>
+              </w:rPr>
+              <w:t>提供在线笔记编辑、原文批注、高亮标注功能，支持将个人思考、学习心得与对应文献段落绑定，随时修改、补充笔记内容。</w:t>
             </w:r>
           </w:p>
         </w:tc>
@@ -1489,6 +988,10 @@
             <w:right w:w="10" w:type="dxa"/>
           </w:tblCellMar>
         </w:tblPrEx>
+        <w:trPr>
+          <w:gridAfter w:val="1"/>
+          <w:wAfter w:w="15" w:type="dxa"/>
+        </w:trPr>
         <w:tc>
           <w:tcPr>
             <w:tcW w:w="3000" w:type="dxa"/>
@@ -1510,6 +1013,424 @@
                 <w:rFonts w:ascii="Arial" w:hAnsi="Arial" w:eastAsia="等线" w:cs="Arial"/>
                 <w:sz w:val="22"/>
               </w:rPr>
+              <w:t>资料导出备份</w:t>
+            </w:r>
+          </w:p>
+        </w:tc>
+        <w:tc>
+          <w:tcPr>
+            <w:tcW w:w="6658" w:type="dxa"/>
+            <w:tcMar>
+              <w:top w:w="60" w:type="dxa"/>
+              <w:left w:w="120" w:type="dxa"/>
+              <w:bottom w:w="30" w:type="dxa"/>
+              <w:right w:w="120" w:type="dxa"/>
+            </w:tcMar>
+          </w:tcPr>
+          <w:p>
+            <w:pPr>
+              <w:spacing w:before="120" w:after="120" w:line="288" w:lineRule="auto"/>
+              <w:ind w:left="0"/>
+              <w:jc w:val="left"/>
+            </w:pPr>
+            <w:r>
+              <w:rPr>
+                <w:rFonts w:ascii="Arial" w:hAnsi="Arial" w:eastAsia="等线" w:cs="Arial"/>
+                <w:sz w:val="22"/>
+              </w:rPr>
+              <w:t>支持将文献解读报告、个人笔记、文献目录批量导出为Word、TXT格式，同时支持本地数据一键备份与恢复，防止数据丢失。</w:t>
+            </w:r>
+          </w:p>
+        </w:tc>
+      </w:tr>
+      <w:tr>
+        <w:tblPrEx>
+          <w:tblBorders>
+            <w:top w:val="single" w:color="DEE0E3" w:sz="0" w:space="0"/>
+            <w:left w:val="single" w:color="DEE0E3" w:sz="0" w:space="0"/>
+            <w:bottom w:val="single" w:color="DEE0E3" w:sz="0" w:space="0"/>
+            <w:right w:val="single" w:color="DEE0E3" w:sz="0" w:space="0"/>
+            <w:insideH w:val="single" w:color="DEE0E3" w:sz="0" w:space="0"/>
+            <w:insideV w:val="single" w:color="DEE0E3" w:sz="0" w:space="0"/>
+          </w:tblBorders>
+          <w:tblCellMar>
+            <w:top w:w="0" w:type="dxa"/>
+            <w:left w:w="10" w:type="dxa"/>
+            <w:bottom w:w="0" w:type="dxa"/>
+            <w:right w:w="10" w:type="dxa"/>
+          </w:tblCellMar>
+        </w:tblPrEx>
+        <w:trPr>
+          <w:gridAfter w:val="1"/>
+          <w:wAfter w:w="15" w:type="dxa"/>
+        </w:trPr>
+        <w:tc>
+          <w:tcPr>
+            <w:tcW w:w="3000" w:type="dxa"/>
+            <w:tcMar>
+              <w:top w:w="60" w:type="dxa"/>
+              <w:left w:w="120" w:type="dxa"/>
+              <w:bottom w:w="30" w:type="dxa"/>
+              <w:right w:w="120" w:type="dxa"/>
+            </w:tcMar>
+          </w:tcPr>
+          <w:p>
+            <w:pPr>
+              <w:spacing w:before="120" w:after="120" w:line="288" w:lineRule="auto"/>
+              <w:ind w:left="0"/>
+              <w:jc w:val="left"/>
+            </w:pPr>
+            <w:r>
+              <w:rPr>
+                <w:rFonts w:ascii="Arial" w:hAnsi="Arial" w:eastAsia="等线" w:cs="Arial"/>
+                <w:sz w:val="22"/>
+              </w:rPr>
+              <w:t>个人中心</w:t>
+            </w:r>
+          </w:p>
+        </w:tc>
+        <w:tc>
+          <w:tcPr>
+            <w:tcW w:w="6658" w:type="dxa"/>
+            <w:tcMar>
+              <w:top w:w="60" w:type="dxa"/>
+              <w:left w:w="120" w:type="dxa"/>
+              <w:bottom w:w="30" w:type="dxa"/>
+              <w:right w:w="120" w:type="dxa"/>
+            </w:tcMar>
+          </w:tcPr>
+          <w:p>
+            <w:pPr>
+              <w:spacing w:before="120" w:after="120" w:line="288" w:lineRule="auto"/>
+              <w:ind w:left="0"/>
+              <w:jc w:val="left"/>
+            </w:pPr>
+            <w:r>
+              <w:rPr>
+                <w:rFonts w:ascii="Arial" w:hAnsi="Arial" w:eastAsia="等线" w:cs="Arial"/>
+                <w:sz w:val="22"/>
+              </w:rPr>
+              <w:t>统一收纳所有导入文献、分类文件夹、笔记文件、备份记录，展示近期浏览、编辑的文献记录，方便用户快速复盘与二次编辑。</w:t>
+            </w:r>
+          </w:p>
+        </w:tc>
+      </w:tr>
+      <w:tr>
+        <w:tblPrEx>
+          <w:tblBorders>
+            <w:top w:val="single" w:color="DEE0E3" w:sz="0" w:space="0"/>
+            <w:left w:val="single" w:color="DEE0E3" w:sz="0" w:space="0"/>
+            <w:bottom w:val="single" w:color="DEE0E3" w:sz="0" w:space="0"/>
+            <w:right w:val="single" w:color="DEE0E3" w:sz="0" w:space="0"/>
+            <w:insideH w:val="single" w:color="DEE0E3" w:sz="0" w:space="0"/>
+            <w:insideV w:val="single" w:color="DEE0E3" w:sz="0" w:space="0"/>
+          </w:tblBorders>
+          <w:tblCellMar>
+            <w:top w:w="0" w:type="dxa"/>
+            <w:left w:w="10" w:type="dxa"/>
+            <w:bottom w:w="0" w:type="dxa"/>
+            <w:right w:w="10" w:type="dxa"/>
+          </w:tblCellMar>
+        </w:tblPrEx>
+        <w:tc>
+          <w:tcPr>
+            <w:tcW w:w="3000" w:type="dxa"/>
+            <w:tcMar>
+              <w:top w:w="60" w:type="dxa"/>
+              <w:left w:w="120" w:type="dxa"/>
+              <w:bottom w:w="30" w:type="dxa"/>
+              <w:right w:w="120" w:type="dxa"/>
+            </w:tcMar>
+          </w:tcPr>
+          <w:p>
+            <w:pPr>
+              <w:spacing w:before="120" w:after="120" w:line="288" w:lineRule="auto"/>
+              <w:ind w:left="0"/>
+              <w:jc w:val="left"/>
+            </w:pPr>
+            <w:r>
+              <w:rPr>
+                <w:rFonts w:ascii="Arial" w:hAnsi="Arial" w:eastAsia="等线" w:cs="Arial"/>
+                <w:sz w:val="22"/>
+              </w:rPr>
+              <w:t>文献数据管理</w:t>
+            </w:r>
+          </w:p>
+        </w:tc>
+        <w:tc>
+          <w:tcPr>
+            <w:tcW w:w="6673" w:type="dxa"/>
+            <w:gridSpan w:val="2"/>
+            <w:tcMar>
+              <w:top w:w="60" w:type="dxa"/>
+              <w:left w:w="120" w:type="dxa"/>
+              <w:bottom w:w="30" w:type="dxa"/>
+              <w:right w:w="120" w:type="dxa"/>
+            </w:tcMar>
+          </w:tcPr>
+          <w:p>
+            <w:pPr>
+              <w:spacing w:before="120" w:after="120" w:line="288" w:lineRule="auto"/>
+              <w:ind w:left="0"/>
+              <w:jc w:val="left"/>
+            </w:pPr>
+            <w:r>
+              <w:rPr>
+                <w:rFonts w:ascii="Arial" w:hAnsi="Arial" w:eastAsia="等线" w:cs="Arial"/>
+                <w:sz w:val="22"/>
+              </w:rPr>
+              <w:t>支持对本地存储的所有文献数据、解析报告、笔记内容进行新增、删除、修改、查询操作，可手动清理冗余数据、修复异常文件。</w:t>
+            </w:r>
+          </w:p>
+        </w:tc>
+      </w:tr>
+      <w:tr>
+        <w:tblPrEx>
+          <w:tblBorders>
+            <w:top w:val="single" w:color="DEE0E3" w:sz="0" w:space="0"/>
+            <w:left w:val="single" w:color="DEE0E3" w:sz="0" w:space="0"/>
+            <w:bottom w:val="single" w:color="DEE0E3" w:sz="0" w:space="0"/>
+            <w:right w:val="single" w:color="DEE0E3" w:sz="0" w:space="0"/>
+            <w:insideH w:val="single" w:color="DEE0E3" w:sz="0" w:space="0"/>
+            <w:insideV w:val="single" w:color="DEE0E3" w:sz="0" w:space="0"/>
+          </w:tblBorders>
+          <w:tblCellMar>
+            <w:top w:w="0" w:type="dxa"/>
+            <w:left w:w="10" w:type="dxa"/>
+            <w:bottom w:w="0" w:type="dxa"/>
+            <w:right w:w="10" w:type="dxa"/>
+          </w:tblCellMar>
+        </w:tblPrEx>
+        <w:tc>
+          <w:tcPr>
+            <w:tcW w:w="3000" w:type="dxa"/>
+            <w:tcMar>
+              <w:top w:w="60" w:type="dxa"/>
+              <w:left w:w="120" w:type="dxa"/>
+              <w:bottom w:w="30" w:type="dxa"/>
+              <w:right w:w="120" w:type="dxa"/>
+            </w:tcMar>
+          </w:tcPr>
+          <w:p>
+            <w:pPr>
+              <w:spacing w:before="120" w:after="120" w:line="288" w:lineRule="auto"/>
+              <w:ind w:left="0"/>
+              <w:jc w:val="left"/>
+            </w:pPr>
+            <w:bookmarkStart w:id="8" w:name="_GoBack"/>
+            <w:r>
+              <w:rPr>
+                <w:rFonts w:ascii="Arial" w:hAnsi="Arial" w:eastAsia="等线" w:cs="Arial"/>
+                <w:sz w:val="22"/>
+              </w:rPr>
+              <w:t>分类标签管理</w:t>
+            </w:r>
+            <w:bookmarkEnd w:id="8"/>
+          </w:p>
+        </w:tc>
+        <w:tc>
+          <w:tcPr>
+            <w:tcW w:w="6673" w:type="dxa"/>
+            <w:gridSpan w:val="2"/>
+            <w:tcMar>
+              <w:top w:w="60" w:type="dxa"/>
+              <w:left w:w="120" w:type="dxa"/>
+              <w:bottom w:w="30" w:type="dxa"/>
+              <w:right w:w="120" w:type="dxa"/>
+            </w:tcMar>
+          </w:tcPr>
+          <w:p>
+            <w:pPr>
+              <w:spacing w:before="120" w:after="120" w:line="288" w:lineRule="auto"/>
+              <w:ind w:left="0"/>
+              <w:jc w:val="left"/>
+            </w:pPr>
+            <w:r>
+              <w:rPr>
+                <w:rFonts w:ascii="Arial" w:hAnsi="Arial" w:eastAsia="等线" w:cs="Arial"/>
+                <w:sz w:val="22"/>
+              </w:rPr>
+              <w:t>支持自定义新增、删除、修改文献分类目录与标签，可批量修改文献所属分类与标签，适配不同学科、不同研究方向的整理需求。</w:t>
+            </w:r>
+          </w:p>
+        </w:tc>
+      </w:tr>
+      <w:tr>
+        <w:tblPrEx>
+          <w:tblBorders>
+            <w:top w:val="single" w:color="DEE0E3" w:sz="0" w:space="0"/>
+            <w:left w:val="single" w:color="DEE0E3" w:sz="0" w:space="0"/>
+            <w:bottom w:val="single" w:color="DEE0E3" w:sz="0" w:space="0"/>
+            <w:right w:val="single" w:color="DEE0E3" w:sz="0" w:space="0"/>
+            <w:insideH w:val="single" w:color="DEE0E3" w:sz="0" w:space="0"/>
+            <w:insideV w:val="single" w:color="DEE0E3" w:sz="0" w:space="0"/>
+          </w:tblBorders>
+          <w:tblCellMar>
+            <w:top w:w="0" w:type="dxa"/>
+            <w:left w:w="10" w:type="dxa"/>
+            <w:bottom w:w="0" w:type="dxa"/>
+            <w:right w:w="10" w:type="dxa"/>
+          </w:tblCellMar>
+        </w:tblPrEx>
+        <w:tc>
+          <w:tcPr>
+            <w:tcW w:w="3000" w:type="dxa"/>
+            <w:tcMar>
+              <w:top w:w="60" w:type="dxa"/>
+              <w:left w:w="120" w:type="dxa"/>
+              <w:bottom w:w="30" w:type="dxa"/>
+              <w:right w:w="120" w:type="dxa"/>
+            </w:tcMar>
+          </w:tcPr>
+          <w:p>
+            <w:pPr>
+              <w:spacing w:before="120" w:after="120" w:line="288" w:lineRule="auto"/>
+              <w:ind w:left="0"/>
+              <w:jc w:val="left"/>
+            </w:pPr>
+            <w:r>
+              <w:rPr>
+                <w:rFonts w:ascii="Arial" w:hAnsi="Arial" w:eastAsia="等线" w:cs="Arial"/>
+                <w:sz w:val="22"/>
+              </w:rPr>
+              <w:t>解析规则配置</w:t>
+            </w:r>
+          </w:p>
+        </w:tc>
+        <w:tc>
+          <w:tcPr>
+            <w:tcW w:w="6673" w:type="dxa"/>
+            <w:gridSpan w:val="2"/>
+            <w:tcMar>
+              <w:top w:w="60" w:type="dxa"/>
+              <w:left w:w="120" w:type="dxa"/>
+              <w:bottom w:w="30" w:type="dxa"/>
+              <w:right w:w="120" w:type="dxa"/>
+            </w:tcMar>
+          </w:tcPr>
+          <w:p>
+            <w:pPr>
+              <w:spacing w:before="120" w:after="120" w:line="288" w:lineRule="auto"/>
+              <w:ind w:left="0"/>
+              <w:jc w:val="left"/>
+            </w:pPr>
+            <w:r>
+              <w:rPr>
+                <w:rFonts w:ascii="Arial" w:hAnsi="Arial" w:eastAsia="等线" w:cs="Arial"/>
+                <w:sz w:val="22"/>
+              </w:rPr>
+              <w:t>支持用户自定义文献解析维度，可根据文科、理科、工科等不同学科文献特点，调整核心信息提取规则，适配多学科文献整理场景。</w:t>
+            </w:r>
+          </w:p>
+        </w:tc>
+      </w:tr>
+      <w:tr>
+        <w:tblPrEx>
+          <w:tblBorders>
+            <w:top w:val="single" w:color="DEE0E3" w:sz="0" w:space="0"/>
+            <w:left w:val="single" w:color="DEE0E3" w:sz="0" w:space="0"/>
+            <w:bottom w:val="single" w:color="DEE0E3" w:sz="0" w:space="0"/>
+            <w:right w:val="single" w:color="DEE0E3" w:sz="0" w:space="0"/>
+            <w:insideH w:val="single" w:color="DEE0E3" w:sz="0" w:space="0"/>
+            <w:insideV w:val="single" w:color="DEE0E3" w:sz="0" w:space="0"/>
+          </w:tblBorders>
+          <w:tblCellMar>
+            <w:top w:w="0" w:type="dxa"/>
+            <w:left w:w="10" w:type="dxa"/>
+            <w:bottom w:w="0" w:type="dxa"/>
+            <w:right w:w="10" w:type="dxa"/>
+          </w:tblCellMar>
+        </w:tblPrEx>
+        <w:tc>
+          <w:tcPr>
+            <w:tcW w:w="3000" w:type="dxa"/>
+            <w:tcMar>
+              <w:top w:w="60" w:type="dxa"/>
+              <w:left w:w="120" w:type="dxa"/>
+              <w:bottom w:w="30" w:type="dxa"/>
+              <w:right w:w="120" w:type="dxa"/>
+            </w:tcMar>
+          </w:tcPr>
+          <w:p>
+            <w:pPr>
+              <w:spacing w:before="120" w:after="120" w:line="288" w:lineRule="auto"/>
+              <w:ind w:left="0"/>
+              <w:jc w:val="left"/>
+            </w:pPr>
+            <w:r>
+              <w:rPr>
+                <w:rFonts w:ascii="Arial" w:hAnsi="Arial" w:eastAsia="等线" w:cs="Arial"/>
+                <w:sz w:val="22"/>
+              </w:rPr>
+              <w:t>存储路径配置</w:t>
+            </w:r>
+          </w:p>
+        </w:tc>
+        <w:tc>
+          <w:tcPr>
+            <w:tcW w:w="6673" w:type="dxa"/>
+            <w:gridSpan w:val="2"/>
+            <w:tcMar>
+              <w:top w:w="60" w:type="dxa"/>
+              <w:left w:w="120" w:type="dxa"/>
+              <w:bottom w:w="30" w:type="dxa"/>
+              <w:right w:w="120" w:type="dxa"/>
+            </w:tcMar>
+          </w:tcPr>
+          <w:p>
+            <w:pPr>
+              <w:spacing w:before="120" w:after="120" w:line="288" w:lineRule="auto"/>
+              <w:ind w:left="0"/>
+              <w:jc w:val="left"/>
+            </w:pPr>
+            <w:r>
+              <w:rPr>
+                <w:rFonts w:ascii="Arial" w:hAnsi="Arial" w:eastAsia="等线" w:cs="Arial"/>
+                <w:sz w:val="22"/>
+              </w:rPr>
+              <w:t>支持自定义文献、笔记、备份文件的本地存储路径，可查看存储空间占用情况，优化文件存储结构。</w:t>
+            </w:r>
+          </w:p>
+        </w:tc>
+      </w:tr>
+      <w:tr>
+        <w:tblPrEx>
+          <w:tblBorders>
+            <w:top w:val="single" w:color="DEE0E3" w:sz="0" w:space="0"/>
+            <w:left w:val="single" w:color="DEE0E3" w:sz="0" w:space="0"/>
+            <w:bottom w:val="single" w:color="DEE0E3" w:sz="0" w:space="0"/>
+            <w:right w:val="single" w:color="DEE0E3" w:sz="0" w:space="0"/>
+            <w:insideH w:val="single" w:color="DEE0E3" w:sz="0" w:space="0"/>
+            <w:insideV w:val="single" w:color="DEE0E3" w:sz="0" w:space="0"/>
+          </w:tblBorders>
+          <w:tblCellMar>
+            <w:top w:w="0" w:type="dxa"/>
+            <w:left w:w="10" w:type="dxa"/>
+            <w:bottom w:w="0" w:type="dxa"/>
+            <w:right w:w="10" w:type="dxa"/>
+          </w:tblCellMar>
+        </w:tblPrEx>
+        <w:tc>
+          <w:tcPr>
+            <w:tcW w:w="3000" w:type="dxa"/>
+            <w:tcMar>
+              <w:top w:w="60" w:type="dxa"/>
+              <w:left w:w="120" w:type="dxa"/>
+              <w:bottom w:w="30" w:type="dxa"/>
+              <w:right w:w="120" w:type="dxa"/>
+            </w:tcMar>
+          </w:tcPr>
+          <w:p>
+            <w:pPr>
+              <w:spacing w:before="120" w:after="120" w:line="288" w:lineRule="auto"/>
+              <w:ind w:left="0"/>
+              <w:jc w:val="left"/>
+            </w:pPr>
+            <w:r>
+              <w:rPr>
+                <w:rFonts w:ascii="Arial" w:hAnsi="Arial" w:eastAsia="等线" w:cs="Arial"/>
+                <w:sz w:val="22"/>
+              </w:rPr>
               <w:t>系统设置管理</w:t>
             </w:r>
           </w:p>
@@ -1517,6 +1438,7 @@
         <w:tc>
           <w:tcPr>
             <w:tcW w:w="6673" w:type="dxa"/>
+            <w:gridSpan w:val="2"/>
             <w:tcMar>
               <w:top w:w="60" w:type="dxa"/>
               <w:left w:w="120" w:type="dxa"/>
@@ -1548,7 +1470,7 @@
         <w:jc w:val="left"/>
         <w:outlineLvl w:val="1"/>
       </w:pPr>
-      <w:bookmarkStart w:id="8" w:name="heading_8"/>
+      <w:bookmarkStart w:id="7" w:name="heading_8"/>
       <w:r>
         <w:rPr>
           <w:rFonts w:ascii="Arial" w:hAnsi="Arial" w:eastAsia="等线" w:cs="Arial"/>
@@ -1557,7 +1479,7 @@
         </w:rPr>
         <w:t>1.5. 业务约束与非功能需求</w:t>
       </w:r>
-      <w:bookmarkEnd w:id="8"/>
+      <w:bookmarkEnd w:id="7"/>
     </w:p>
     <w:p>
       <w:pPr>

--- a/项目启动书：文献阅读整理Agent.docx
+++ b/项目启动书：文献阅读整理Agent.docx
@@ -1038,7 +1038,24 @@
                 <w:rFonts w:ascii="Arial" w:hAnsi="Arial" w:eastAsia="等线" w:cs="Arial"/>
                 <w:sz w:val="22"/>
               </w:rPr>
-              <w:t>支持将文献解读报告、个人笔记、文献目录批量导出为Word、TXT格式，同时支持本地数据一键备份与恢复，防止数据丢失。</w:t>
+              <w:t>支持将文献解读报告、个人笔记、文献目录批量导出为Word、</w:t>
+            </w:r>
+            <w:r>
+              <w:rPr>
+                <w:rFonts w:hint="eastAsia" w:ascii="Arial" w:hAnsi="Arial" w:eastAsia="等线" w:cs="Arial"/>
+                <w:sz w:val="22"/>
+                <w:lang w:val="en-US" w:eastAsia="zh-CN"/>
+              </w:rPr>
+              <w:t>PDF、</w:t>
+            </w:r>
+            <w:bookmarkStart w:id="8" w:name="_GoBack"/>
+            <w:bookmarkEnd w:id="8"/>
+            <w:r>
+              <w:rPr>
+                <w:rFonts w:ascii="Arial" w:hAnsi="Arial" w:eastAsia="等线" w:cs="Arial"/>
+                <w:sz w:val="22"/>
+              </w:rPr>
+              <w:t>TXT格式，同时支持本地数据一键备份与恢复，防止数据丢失。</w:t>
             </w:r>
           </w:p>
         </w:tc>
@@ -1153,79 +1170,8 @@
                 <w:rFonts w:ascii="Arial" w:hAnsi="Arial" w:eastAsia="等线" w:cs="Arial"/>
                 <w:sz w:val="22"/>
               </w:rPr>
-              <w:t>文献数据管理</w:t>
-            </w:r>
-          </w:p>
-        </w:tc>
-        <w:tc>
-          <w:tcPr>
-            <w:tcW w:w="6673" w:type="dxa"/>
-            <w:gridSpan w:val="2"/>
-            <w:tcMar>
-              <w:top w:w="60" w:type="dxa"/>
-              <w:left w:w="120" w:type="dxa"/>
-              <w:bottom w:w="30" w:type="dxa"/>
-              <w:right w:w="120" w:type="dxa"/>
-            </w:tcMar>
-          </w:tcPr>
-          <w:p>
-            <w:pPr>
-              <w:spacing w:before="120" w:after="120" w:line="288" w:lineRule="auto"/>
-              <w:ind w:left="0"/>
-              <w:jc w:val="left"/>
-            </w:pPr>
-            <w:r>
-              <w:rPr>
-                <w:rFonts w:ascii="Arial" w:hAnsi="Arial" w:eastAsia="等线" w:cs="Arial"/>
-                <w:sz w:val="22"/>
-              </w:rPr>
-              <w:t>支持对本地存储的所有文献数据、解析报告、笔记内容进行新增、删除、修改、查询操作，可手动清理冗余数据、修复异常文件。</w:t>
-            </w:r>
-          </w:p>
-        </w:tc>
-      </w:tr>
-      <w:tr>
-        <w:tblPrEx>
-          <w:tblBorders>
-            <w:top w:val="single" w:color="DEE0E3" w:sz="0" w:space="0"/>
-            <w:left w:val="single" w:color="DEE0E3" w:sz="0" w:space="0"/>
-            <w:bottom w:val="single" w:color="DEE0E3" w:sz="0" w:space="0"/>
-            <w:right w:val="single" w:color="DEE0E3" w:sz="0" w:space="0"/>
-            <w:insideH w:val="single" w:color="DEE0E3" w:sz="0" w:space="0"/>
-            <w:insideV w:val="single" w:color="DEE0E3" w:sz="0" w:space="0"/>
-          </w:tblBorders>
-          <w:tblCellMar>
-            <w:top w:w="0" w:type="dxa"/>
-            <w:left w:w="10" w:type="dxa"/>
-            <w:bottom w:w="0" w:type="dxa"/>
-            <w:right w:w="10" w:type="dxa"/>
-          </w:tblCellMar>
-        </w:tblPrEx>
-        <w:tc>
-          <w:tcPr>
-            <w:tcW w:w="3000" w:type="dxa"/>
-            <w:tcMar>
-              <w:top w:w="60" w:type="dxa"/>
-              <w:left w:w="120" w:type="dxa"/>
-              <w:bottom w:w="30" w:type="dxa"/>
-              <w:right w:w="120" w:type="dxa"/>
-            </w:tcMar>
-          </w:tcPr>
-          <w:p>
-            <w:pPr>
-              <w:spacing w:before="120" w:after="120" w:line="288" w:lineRule="auto"/>
-              <w:ind w:left="0"/>
-              <w:jc w:val="left"/>
-            </w:pPr>
-            <w:bookmarkStart w:id="8" w:name="_GoBack"/>
-            <w:r>
-              <w:rPr>
-                <w:rFonts w:ascii="Arial" w:hAnsi="Arial" w:eastAsia="等线" w:cs="Arial"/>
-                <w:sz w:val="22"/>
-              </w:rPr>
               <w:t>分类标签管理</w:t>
             </w:r>
-            <w:bookmarkEnd w:id="8"/>
           </w:p>
         </w:tc>
         <w:tc>

--- a/项目启动书：文献阅读整理Agent.docx
+++ b/项目启动书：文献阅读整理Agent.docx
@@ -1048,86 +1048,12 @@
               </w:rPr>
               <w:t>PDF、</w:t>
             </w:r>
-            <w:bookmarkStart w:id="8" w:name="_GoBack"/>
-            <w:bookmarkEnd w:id="8"/>
             <w:r>
               <w:rPr>
                 <w:rFonts w:ascii="Arial" w:hAnsi="Arial" w:eastAsia="等线" w:cs="Arial"/>
                 <w:sz w:val="22"/>
               </w:rPr>
               <w:t>TXT格式，同时支持本地数据一键备份与恢复，防止数据丢失。</w:t>
-            </w:r>
-          </w:p>
-        </w:tc>
-      </w:tr>
-      <w:tr>
-        <w:tblPrEx>
-          <w:tblBorders>
-            <w:top w:val="single" w:color="DEE0E3" w:sz="0" w:space="0"/>
-            <w:left w:val="single" w:color="DEE0E3" w:sz="0" w:space="0"/>
-            <w:bottom w:val="single" w:color="DEE0E3" w:sz="0" w:space="0"/>
-            <w:right w:val="single" w:color="DEE0E3" w:sz="0" w:space="0"/>
-            <w:insideH w:val="single" w:color="DEE0E3" w:sz="0" w:space="0"/>
-            <w:insideV w:val="single" w:color="DEE0E3" w:sz="0" w:space="0"/>
-          </w:tblBorders>
-          <w:tblCellMar>
-            <w:top w:w="0" w:type="dxa"/>
-            <w:left w:w="10" w:type="dxa"/>
-            <w:bottom w:w="0" w:type="dxa"/>
-            <w:right w:w="10" w:type="dxa"/>
-          </w:tblCellMar>
-        </w:tblPrEx>
-        <w:trPr>
-          <w:gridAfter w:val="1"/>
-          <w:wAfter w:w="15" w:type="dxa"/>
-        </w:trPr>
-        <w:tc>
-          <w:tcPr>
-            <w:tcW w:w="3000" w:type="dxa"/>
-            <w:tcMar>
-              <w:top w:w="60" w:type="dxa"/>
-              <w:left w:w="120" w:type="dxa"/>
-              <w:bottom w:w="30" w:type="dxa"/>
-              <w:right w:w="120" w:type="dxa"/>
-            </w:tcMar>
-          </w:tcPr>
-          <w:p>
-            <w:pPr>
-              <w:spacing w:before="120" w:after="120" w:line="288" w:lineRule="auto"/>
-              <w:ind w:left="0"/>
-              <w:jc w:val="left"/>
-            </w:pPr>
-            <w:r>
-              <w:rPr>
-                <w:rFonts w:ascii="Arial" w:hAnsi="Arial" w:eastAsia="等线" w:cs="Arial"/>
-                <w:sz w:val="22"/>
-              </w:rPr>
-              <w:t>个人中心</w:t>
-            </w:r>
-          </w:p>
-        </w:tc>
-        <w:tc>
-          <w:tcPr>
-            <w:tcW w:w="6658" w:type="dxa"/>
-            <w:tcMar>
-              <w:top w:w="60" w:type="dxa"/>
-              <w:left w:w="120" w:type="dxa"/>
-              <w:bottom w:w="30" w:type="dxa"/>
-              <w:right w:w="120" w:type="dxa"/>
-            </w:tcMar>
-          </w:tcPr>
-          <w:p>
-            <w:pPr>
-              <w:spacing w:before="120" w:after="120" w:line="288" w:lineRule="auto"/>
-              <w:ind w:left="0"/>
-              <w:jc w:val="left"/>
-            </w:pPr>
-            <w:r>
-              <w:rPr>
-                <w:rFonts w:ascii="Arial" w:hAnsi="Arial" w:eastAsia="等线" w:cs="Arial"/>
-                <w:sz w:val="22"/>
-              </w:rPr>
-              <w:t>统一收纳所有导入文献、分类文件夹、笔记文件、备份记录，展示近期浏览、编辑的文献记录，方便用户快速复盘与二次编辑。</w:t>
             </w:r>
           </w:p>
         </w:tc>
@@ -1165,6 +1091,8 @@
               <w:ind w:left="0"/>
               <w:jc w:val="left"/>
             </w:pPr>
+            <w:bookmarkStart w:id="8" w:name="_GoBack"/>
+            <w:bookmarkEnd w:id="8"/>
             <w:r>
               <w:rPr>
                 <w:rFonts w:ascii="Arial" w:hAnsi="Arial" w:eastAsia="等线" w:cs="Arial"/>

--- a/项目启动书：文献阅读整理Agent.docx
+++ b/项目启动书：文献阅读整理Agent.docx
@@ -131,7 +131,43 @@
           <w:rFonts w:hint="eastAsia" w:ascii="Arial" w:hAnsi="Arial" w:eastAsia="等线" w:cs="Arial"/>
           <w:sz w:val="22"/>
         </w:rPr>
-        <w:t>- PDF 解析：PyPDF2、pdfplumber</w:t>
+        <w:t>- PDF 解析与原貌渲染：PyPDF2、pdfplumber、PyMuPDF</w:t>
+      </w:r>
+    </w:p>
+    <w:p>
+      <w:pPr>
+        <w:spacing w:before="120" w:after="120" w:line="288" w:lineRule="auto"/>
+        <w:ind w:left="0"/>
+        <w:jc w:val="left"/>
+        <w:rPr>
+          <w:rFonts w:hint="eastAsia" w:ascii="Arial" w:hAnsi="Arial" w:eastAsia="等线" w:cs="Arial"/>
+          <w:sz w:val="22"/>
+        </w:rPr>
+      </w:pPr>
+      <w:r>
+        <w:rPr>
+          <w:rFonts w:hint="eastAsia" w:ascii="Arial" w:hAnsi="Arial" w:eastAsia="等线" w:cs="Arial"/>
+          <w:sz w:val="22"/>
+        </w:rPr>
+        <w:t>- 智能体编排：LangGraph + ReAct</w:t>
+      </w:r>
+    </w:p>
+    <w:p>
+      <w:pPr>
+        <w:spacing w:before="120" w:after="120" w:line="288" w:lineRule="auto"/>
+        <w:ind w:left="0"/>
+        <w:jc w:val="left"/>
+        <w:rPr>
+          <w:rFonts w:hint="eastAsia" w:ascii="Arial" w:hAnsi="Arial" w:eastAsia="等线" w:cs="Arial"/>
+          <w:sz w:val="22"/>
+        </w:rPr>
+      </w:pPr>
+      <w:r>
+        <w:rPr>
+          <w:rFonts w:hint="eastAsia" w:ascii="Arial" w:hAnsi="Arial" w:eastAsia="等线" w:cs="Arial"/>
+          <w:sz w:val="22"/>
+        </w:rPr>
+        <w:t>- AI 工具链：LangChain-Core、Fernet</w:t>
       </w:r>
     </w:p>
     <w:p>
@@ -472,7 +508,21 @@
           <w:rFonts w:ascii="Arial" w:hAnsi="Arial" w:eastAsia="等线" w:cs="Arial"/>
           <w:sz w:val="22"/>
         </w:rPr>
-        <w:t>适配学生场景：针对大学生轻量化、低成本、本地化使用需求开发，无需联网、无需付费订阅，适配学生日常学习、科研场景，解决主流专业文献工具操作复杂、收费高昂、功能冗余的痛点。</w:t>
+        <w:t>适配学生场景：</w:t>
+      </w:r>
+      <w:r>
+        <w:rPr>
+          <w:rFonts w:hint="eastAsia" w:ascii="Arial" w:hAnsi="Arial" w:eastAsia="等线" w:cs="Arial"/>
+          <w:sz w:val="22"/>
+        </w:rPr>
+        <w:t>针对大学生轻量化、低成本、本地化使用需求开发，无需联网上传文献数据、无需付费订阅，适配学生日常学习、科研场景，解决主流专业文献工具操作复杂、收费高昂、功能冗余的痛点</w:t>
+      </w:r>
+      <w:r>
+        <w:rPr>
+          <w:rFonts w:ascii="Arial" w:hAnsi="Arial" w:eastAsia="等线" w:cs="Arial"/>
+          <w:sz w:val="22"/>
+        </w:rPr>
+        <w:t>。</w:t>
       </w:r>
     </w:p>
     <w:p>
@@ -504,7 +554,36 @@
           <w:rFonts w:ascii="Arial" w:hAnsi="Arial" w:eastAsia="等线" w:cs="Arial"/>
           <w:sz w:val="22"/>
         </w:rPr>
-        <w:t>实现智能文献解析：支持本地多格式文献导入，自动识别文献核心内容，精准提炼研究背景、核心观点、实验方法、创新点、研究结论等关键信息，生成标准化文献摘要。</w:t>
+        <w:t>实现智能文献解析：</w:t>
+      </w:r>
+      <w:r>
+        <w:rPr>
+          <w:rFonts w:hint="eastAsia" w:ascii="Arial" w:hAnsi="Arial" w:eastAsia="等线" w:cs="Arial"/>
+          <w:sz w:val="22"/>
+        </w:rPr>
+        <w:t>支持本地多格式文献导入，采用 AI 主导的自主解析策略</w:t>
+      </w:r>
+      <w:r>
+        <w:rPr>
+          <w:rFonts w:hint="eastAsia" w:ascii="Arial" w:hAnsi="Arial" w:eastAsia="等线" w:cs="Arial"/>
+          <w:sz w:val="22"/>
+          <w:lang w:eastAsia="zh-CN"/>
+        </w:rPr>
+        <w:t>，</w:t>
+      </w:r>
+      <w:r>
+        <w:rPr>
+          <w:rFonts w:hint="eastAsia" w:ascii="Arial" w:hAnsi="Arial" w:eastAsia="等线" w:cs="Arial"/>
+          <w:sz w:val="22"/>
+        </w:rPr>
+        <w:t>优先将文献原件直接交给 AI 模型通读，由 AI 在通读过程中自主决定调用表格提取、OCR 识别等中间件工具，自动提炼研究背景、核心观点、研究方法、创新点、研究结论、参考文献六大维度的完整内容，生成标准化文献解读报告。原件通道不可用时依次降级为全文文本通道、本地规则解析，保证每篇文献无论如何都能完成解析</w:t>
+      </w:r>
+      <w:r>
+        <w:rPr>
+          <w:rFonts w:ascii="Arial" w:hAnsi="Arial" w:eastAsia="等线" w:cs="Arial"/>
+          <w:sz w:val="22"/>
+        </w:rPr>
+        <w:t>。</w:t>
       </w:r>
     </w:p>
     <w:p>
@@ -532,7 +611,21 @@
           <w:rFonts w:ascii="Arial" w:hAnsi="Arial" w:eastAsia="等线" w:cs="Arial"/>
           <w:sz w:val="22"/>
         </w:rPr>
-        <w:t>优化文献笔记体系：支持用户在线编辑文献笔记、关联原文段落、批注标注，实现笔记与文献联动，支持笔记导出、备份，提升笔记复用效率。</w:t>
+        <w:t>优化文献笔记体系：</w:t>
+      </w:r>
+      <w:r>
+        <w:rPr>
+          <w:rFonts w:hint="eastAsia" w:ascii="Arial" w:hAnsi="Arial" w:eastAsia="等线" w:cs="Arial"/>
+          <w:sz w:val="22"/>
+        </w:rPr>
+        <w:t>支持用户在线编辑文献笔记、PDF 原文批注、高亮标注，实现笔记与文献联动绑定，支持自动保存与修改，提升笔记复用效率</w:t>
+      </w:r>
+      <w:r>
+        <w:rPr>
+          <w:rFonts w:ascii="Arial" w:hAnsi="Arial" w:eastAsia="等线" w:cs="Arial"/>
+          <w:sz w:val="22"/>
+        </w:rPr>
+        <w:t>。</w:t>
       </w:r>
     </w:p>
     <w:p>
@@ -747,10 +840,17 @@
             </w:pPr>
             <w:r>
               <w:rPr>
+                <w:rFonts w:hint="eastAsia" w:ascii="Arial" w:hAnsi="Arial" w:eastAsia="等线" w:cs="Arial"/>
+                <w:sz w:val="22"/>
+              </w:rPr>
+              <w:t>支持本地 PDF、TXT、DOCX、DOC 四种主流学术文献格式批量或单篇导入</w:t>
+            </w:r>
+            <w:r>
+              <w:rPr>
                 <w:rFonts w:ascii="Arial" w:hAnsi="Arial" w:eastAsia="等线" w:cs="Arial"/>
                 <w:sz w:val="22"/>
               </w:rPr>
-              <w:t>支持本地PDF、TXT、Word等主流学术文献格式批量或单篇导入，自动识别文献基础信息（标题、作者、发表时间、期刊来源等），无需手动录入。</w:t>
+              <w:t>，自动识别文献基础信息（标题、作者、发表时间、期刊来源等），无需手动录入。</w:t>
             </w:r>
           </w:p>
         </w:tc>
@@ -819,10 +919,10 @@
             </w:pPr>
             <w:r>
               <w:rPr>
-                <w:rFonts w:ascii="Arial" w:hAnsi="Arial" w:eastAsia="等线" w:cs="Arial"/>
-                <w:sz w:val="22"/>
-              </w:rPr>
-              <w:t>对导入的文献进行智能文本解析，自动拆分文献结构，提炼核心研究内容、创新点、关键数据、争议点及参考文献，生成结构化文献解读报告。</w:t>
+                <w:rFonts w:hint="eastAsia" w:ascii="Arial" w:hAnsi="Arial" w:eastAsia="等线" w:cs="Arial"/>
+                <w:sz w:val="22"/>
+              </w:rPr>
+              <w:t>对导入文献执行 AI 主导的结构化解析。AI 优先直接通读文献原件，在通读过程中自主调用表格提取、页面 OCR、章节识别等中间件工具完成取证。解析完成后经三重反幻觉校验（完整性、一致性、原文溯源），生成结构化解读报告。</w:t>
             </w:r>
           </w:p>
         </w:tc>
@@ -1091,8 +1191,6 @@
               <w:ind w:left="0"/>
               <w:jc w:val="left"/>
             </w:pPr>
-            <w:bookmarkStart w:id="8" w:name="_GoBack"/>
-            <w:bookmarkEnd w:id="8"/>
             <w:r>
               <w:rPr>
                 <w:rFonts w:ascii="Arial" w:hAnsi="Arial" w:eastAsia="等线" w:cs="Arial"/>
@@ -1394,21 +1492,44 @@
           <w:rFonts w:ascii="Arial" w:hAnsi="Arial" w:eastAsia="等线" w:cs="Arial"/>
           <w:sz w:val="22"/>
         </w:rPr>
-        <w:t>核心指标：有效降低大学生文献整理耗时80%以上，实现文献资源规范化、系统化管理，提升文献信息提取精准度与笔记复用率，适配全学科大学生日常学术学习与科研需求。</w:t>
-      </w:r>
-    </w:p>
-    <w:p>
-      <w:pPr>
-        <w:spacing w:before="120" w:after="120" w:line="288" w:lineRule="auto"/>
-        <w:ind w:left="0"/>
-        <w:jc w:val="left"/>
-      </w:pPr>
-      <w:r>
-        <w:rPr>
-          <w:rFonts w:ascii="Arial" w:hAnsi="Arial" w:eastAsia="等线" w:cs="Arial"/>
-          <w:sz w:val="22"/>
-        </w:rPr>
-        <w:t>性能需求：软件轻量化运行，启动速度快，低配置电脑可正常运行，批量解析文献无卡顿、无崩溃；解析响应速度快，单篇常规文献解析时长不超过10秒。</w:t>
+        <w:t>核心指标：有效降低大学生文献整理耗时80%以上，实现文献资源规范化、系统化管</w:t>
+      </w:r>
+      <w:bookmarkStart w:id="8" w:name="_GoBack"/>
+      <w:bookmarkEnd w:id="8"/>
+      <w:r>
+        <w:rPr>
+          <w:rFonts w:ascii="Arial" w:hAnsi="Arial" w:eastAsia="等线" w:cs="Arial"/>
+          <w:sz w:val="22"/>
+        </w:rPr>
+        <w:t>理，提升文献信息提取精准度与笔记复用率，适配全学科大学生日常学术学习与科研需求。</w:t>
+      </w:r>
+    </w:p>
+    <w:p>
+      <w:pPr>
+        <w:spacing w:before="120" w:after="120" w:line="288" w:lineRule="auto"/>
+        <w:ind w:left="0"/>
+        <w:jc w:val="left"/>
+      </w:pPr>
+      <w:r>
+        <w:rPr>
+          <w:rFonts w:ascii="Arial" w:hAnsi="Arial" w:eastAsia="等线" w:cs="Arial"/>
+          <w:sz w:val="22"/>
+        </w:rPr>
+        <w:t>性能需求：</w:t>
+      </w:r>
+      <w:r>
+        <w:rPr>
+          <w:rFonts w:hint="eastAsia" w:ascii="Arial" w:hAnsi="Arial" w:eastAsia="等线" w:cs="Arial"/>
+          <w:sz w:val="22"/>
+        </w:rPr>
+        <w:t>软件轻量化运行，启动速度快，低配置电脑可正常运行，批量解析文献无卡顿、无崩溃；解析响应速度按路径区分：纯本地规则解析（无AI模型/Agent异常兜底）单篇常规文献不超过10秒；ReAct Agent编排AI解析单篇文献通常20-120秒，全程不阻塞UI主线程</w:t>
+      </w:r>
+      <w:r>
+        <w:rPr>
+          <w:rFonts w:ascii="Arial" w:hAnsi="Arial" w:eastAsia="等线" w:cs="Arial"/>
+          <w:sz w:val="22"/>
+        </w:rPr>
+        <w:t>。</w:t>
       </w:r>
     </w:p>
     <w:p>
